--- a/pr-preview/pr-145/chapters/teaching.docx
+++ b/pr-preview/pr-145/chapters/teaching.docx
@@ -15,7 +15,7 @@
         <w:pStyle w:val="Date"/>
       </w:pPr>
       <w:r>
-        <w:t xml:space="preserve">Last modified: 2026-10-08 23:23:25 (PDT)</w:t>
+        <w:t xml:space="preserve">Last modified: 2026-10-08 23:34:58 (PDT)</w:t>
       </w:r>
     </w:p>
     <w:tbl>
@@ -1696,7 +1696,7 @@
       </w:r>
     </w:p>
     <w:bookmarkEnd w:id="22"/>
-    <w:bookmarkStart w:id="25" w:name="Xf27331f4c36c8d578e5fa29a37312484cc3343a"/>
+    <w:bookmarkStart w:id="26" w:name="Xf27331f4c36c8d578e5fa29a37312484cc3343a"/>
     <w:p>
       <w:pPr>
         <w:pStyle w:val="Heading2"/>
@@ -1795,7 +1795,60 @@
         </w:numPr>
       </w:pPr>
       <w:r>
-        <w:t xml:space="preserve">When a lab follows a textbook’s lab, use the book’s exercises and data, in the book’s order.</w:t>
+        <w:t xml:space="preserve">When a lab follows a textbook’s lab, use the book’s exercises, data and fitting functions,</w:t>
+      </w:r>
+      <w:r>
+        <w:t xml:space="preserve"> </w:t>
+      </w:r>
+      <w:r>
+        <w:t xml:space="preserve">in the book’s order.</w:t>
+      </w:r>
+      <w:r>
+        <w:t xml:space="preserve"> </w:t>
+      </w:r>
+      <w:r>
+        <w:t xml:space="preserve">For the ISL labs, fit Python models with</w:t>
+      </w:r>
+      <w:r>
+        <w:t xml:space="preserve"> </w:t>
+      </w:r>
+      <w:r>
+        <w:rPr>
+          <w:rStyle w:val="VerbatimChar"/>
+        </w:rPr>
+        <w:t xml:space="preserve">statsmodels</w:t>
+      </w:r>
+      <w:r>
+        <w:t xml:space="preserve">’</w:t>
+      </w:r>
+      <w:r>
+        <w:t xml:space="preserve"> </w:t>
+      </w:r>
+      <w:r>
+        <w:rPr>
+          <w:rStyle w:val="VerbatimChar"/>
+        </w:rPr>
+        <w:t xml:space="preserve">sm.OLS</w:t>
+      </w:r>
+      <w:r>
+        <w:t xml:space="preserve">, as</w:t>
+      </w:r>
+      <w:r>
+        <w:t xml:space="preserve"> </w:t>
+      </w:r>
+      <w:hyperlink r:id="rId25">
+        <w:r>
+          <w:rPr>
+            <w:rStyle w:val="Hyperlink"/>
+          </w:rPr>
+          <w:t xml:space="preserve">ISLP_labs</w:t>
+        </w:r>
+      </w:hyperlink>
+      <w:r>
+        <w:t xml:space="preserve"> </w:t>
+      </w:r>
+      <w:r>
+        <w:t xml:space="preserve">does.</w:t>
       </w:r>
       <w:r>
         <w:t xml:space="preserve"> </w:t>
@@ -1870,8 +1923,8 @@
         <w:t xml:space="preserve">so setup steps must work on a shared or hosted machine.</w:t>
       </w:r>
     </w:p>
-    <w:bookmarkEnd w:id="25"/>
-    <w:bookmarkStart w:id="26" w:name="make-figures-accessible"/>
+    <w:bookmarkEnd w:id="26"/>
+    <w:bookmarkStart w:id="27" w:name="make-figures-accessible"/>
     <w:p>
       <w:pPr>
         <w:pStyle w:val="Heading2"/>
@@ -2006,8 +2059,8 @@
         <w:t xml:space="preserve">(observed when rendering lecture notes to PDF).</w:t>
       </w:r>
     </w:p>
-    <w:bookmarkEnd w:id="26"/>
-    <w:bookmarkStart w:id="28" w:name="structure-slides-for-the-reader"/>
+    <w:bookmarkEnd w:id="27"/>
+    <w:bookmarkStart w:id="29" w:name="structure-slides-for-the-reader"/>
     <w:p>
       <w:pPr>
         <w:pStyle w:val="Heading2"/>
@@ -2066,7 +2119,7 @@
       <w:r>
         <w:t xml:space="preserve"> </w:t>
       </w:r>
-      <w:hyperlink r:id="rId27">
+      <w:hyperlink r:id="rId28">
         <w:r>
           <w:rPr>
             <w:rStyle w:val="Hyperlink"/>
@@ -2306,8 +2359,8 @@
         <w:t xml:space="preserve">Put a slide break after the heading and move the text onto content slides.</w:t>
       </w:r>
     </w:p>
-    <w:bookmarkEnd w:id="28"/>
-    <w:bookmarkStart w:id="32" w:name="Xcb579568ef754486ebde8b41ba4528bdf380eec"/>
+    <w:bookmarkEnd w:id="29"/>
+    <w:bookmarkStart w:id="33" w:name="Xcb579568ef754486ebde8b41ba4528bdf380eec"/>
     <w:p>
       <w:pPr>
         <w:pStyle w:val="Heading2"/>
@@ -2366,7 +2419,7 @@
       <w:r>
         <w:t xml:space="preserve"> </w:t>
       </w:r>
-      <w:hyperlink r:id="rId29">
+      <w:hyperlink r:id="rId30">
         <w:r>
           <w:rPr>
             <w:rStyle w:val="Hyperlink"/>
@@ -2422,7 +2475,7 @@
       <w:r>
         <w:t xml:space="preserve"> </w:t>
       </w:r>
-      <w:hyperlink r:id="rId30">
+      <w:hyperlink r:id="rId31">
         <w:r>
           <w:rPr>
             <w:rStyle w:val="Hyperlink"/>
@@ -2451,7 +2504,7 @@
       <w:r>
         <w:t xml:space="preserve"> </w:t>
       </w:r>
-      <w:hyperlink r:id="rId31">
+      <w:hyperlink r:id="rId32">
         <w:r>
           <w:rPr>
             <w:rStyle w:val="Hyperlink"/>
@@ -2484,8 +2537,8 @@
         <w:t xml:space="preserve">because a bare citation key renders as the author list.</w:t>
       </w:r>
     </w:p>
-    <w:bookmarkEnd w:id="32"/>
-    <w:bookmarkStart w:id="41" w:name="rules-that-apply-to-all-writing"/>
+    <w:bookmarkEnd w:id="33"/>
+    <w:bookmarkStart w:id="42" w:name="rules-that-apply-to-all-writing"/>
     <w:p>
       <w:pPr>
         <w:pStyle w:val="Heading2"/>
@@ -2510,7 +2563,7 @@
           <w:numId w:val="1009"/>
         </w:numPr>
       </w:pPr>
-      <w:hyperlink r:id="rId33">
+      <w:hyperlink r:id="rId34">
         <w:r>
           <w:rPr>
             <w:rStyle w:val="Hyperlink"/>
@@ -2530,7 +2583,7 @@
           <w:numId w:val="1009"/>
         </w:numPr>
       </w:pPr>
-      <w:hyperlink r:id="rId34">
+      <w:hyperlink r:id="rId35">
         <w:r>
           <w:rPr>
             <w:rStyle w:val="Hyperlink"/>
@@ -2553,7 +2606,7 @@
           <w:numId w:val="1009"/>
         </w:numPr>
       </w:pPr>
-      <w:hyperlink r:id="rId35">
+      <w:hyperlink r:id="rId36">
         <w:r>
           <w:rPr>
             <w:rStyle w:val="Hyperlink"/>
@@ -2573,7 +2626,7 @@
           <w:numId w:val="1009"/>
         </w:numPr>
       </w:pPr>
-      <w:hyperlink r:id="rId36">
+      <w:hyperlink r:id="rId37">
         <w:r>
           <w:rPr>
             <w:rStyle w:val="Hyperlink"/>
@@ -2596,7 +2649,7 @@
           <w:numId w:val="1009"/>
         </w:numPr>
       </w:pPr>
-      <w:hyperlink r:id="rId37">
+      <w:hyperlink r:id="rId38">
         <w:r>
           <w:rPr>
             <w:rStyle w:val="Hyperlink"/>
@@ -2608,8 +2661,8 @@
         <w:t xml:space="preserve">.</w:t>
       </w:r>
     </w:p>
-    <w:bookmarkStart w:id="40" w:name="refs"/>
-    <w:bookmarkStart w:id="39" w:name="ref-freeman2014active"/>
+    <w:bookmarkStart w:id="41" w:name="refs"/>
+    <w:bookmarkStart w:id="40" w:name="ref-freeman2014active"/>
     <w:p>
       <w:pPr>
         <w:pStyle w:val="Bibliography"/>
@@ -2642,7 +2695,7 @@
       <w:r>
         <w:t xml:space="preserve"> </w:t>
       </w:r>
-      <w:hyperlink r:id="rId38">
+      <w:hyperlink r:id="rId39">
         <w:r>
           <w:rPr>
             <w:rStyle w:val="Hyperlink"/>
@@ -2654,9 +2707,9 @@
         <w:t xml:space="preserve">.</w:t>
       </w:r>
     </w:p>
-    <w:bookmarkEnd w:id="39"/>
     <w:bookmarkEnd w:id="40"/>
     <w:bookmarkEnd w:id="41"/>
+    <w:bookmarkEnd w:id="42"/>
     <w:sectPr>
       <w:footnotePr>
         <w:numRestart w:val="eachSect"/>

--- a/pr-preview/pr-145/chapters/teaching.docx
+++ b/pr-preview/pr-145/chapters/teaching.docx
@@ -15,7 +15,7 @@
         <w:pStyle w:val="Date"/>
       </w:pPr>
       <w:r>
-        <w:t xml:space="preserve">Last modified: 2026-10-08 23:34:58 (PDT)</w:t>
+        <w:t xml:space="preserve">Last modified: 2026-10-08 23:40:46 (PDT)</w:t>
       </w:r>
     </w:p>
     <w:tbl>
